--- a/t29_s1.docx
+++ b/t29_s1.docx
@@ -3,2168 +3,998 @@
 <w:document xmlns:wpc="http://schemas.microsoft.com/office/word/2010/wordprocessingCanvas" xmlns:mo="http://schemas.microsoft.com/office/mac/office/2008/main" xmlns:mc="http://schemas.openxmlformats.org/markup-compatibility/2006" xmlns:mv="urn:schemas-microsoft-com:mac:vml" xmlns:o="urn:schemas-microsoft-com:office:office" xmlns:r="http://schemas.openxmlformats.org/officeDocument/2006/relationships" xmlns:m="http://schemas.openxmlformats.org/officeDocument/2006/math" xmlns:v="urn:schemas-microsoft-com:vml" xmlns:wp14="http://schemas.microsoft.com/office/word/2010/wordprocessingDrawing" xmlns:wp="http://schemas.openxmlformats.org/drawingml/2006/wordprocessingDrawing" xmlns:w10="urn:schemas-microsoft-com:office:word" xmlns:w="http://schemas.openxmlformats.org/wordprocessingml/2006/main" xmlns:w14="http://schemas.microsoft.com/office/word/2010/wordml" xmlns:wpg="http://schemas.microsoft.com/office/word/2010/wordprocessingGroup" xmlns:wpi="http://schemas.microsoft.com/office/word/2010/wordprocessingInk" xmlns:wne="http://schemas.microsoft.com/office/word/2006/wordml" xmlns:wps="http://schemas.microsoft.com/office/word/2010/wordprocessingShape" mc:Ignorable="w14 wp14">
   <w:body>
     <w:p>
-      <w:pPr>
-        <w:spacing w:after="20" w:before="120"/>
-      </w:pPr>
       <w:r>
-        <w:rPr>
-          <w:b/>
-          <w:sz w:val="22"/>
-        </w:rPr>
-        <w:t>Question: Cidex is the trade name for which high-level disinfectant solution?</w:t>
+        <w:t xml:space="preserve">Question: A client is admitted with a diagnosis of acute pyelonephritis. Which symptom is most characteristic?</w:t>
       </w:r>
     </w:p>
     <w:p>
-      <w:pPr>
-        <w:spacing w:after="0" w:before="0"/>
-      </w:pPr>
       <w:r>
-        <w:rPr>
-          <w:b w:val="0"/>
-          <w:sz w:val="22"/>
-        </w:rPr>
-        <w:t>(a) Formaldehyde</w:t>
+        <w:t xml:space="preserve">(a) High fever with chills and flank pain</w:t>
       </w:r>
     </w:p>
     <w:p>
-      <w:pPr>
-        <w:spacing w:after="0" w:before="0"/>
-      </w:pPr>
       <w:r>
-        <w:rPr>
-          <w:b w:val="0"/>
-          <w:sz w:val="22"/>
-        </w:rPr>
-        <w:t>(b) Isopropyl alcohol</w:t>
+        <w:t xml:space="preserve">(b) Painless hematuria</w:t>
       </w:r>
     </w:p>
     <w:p>
-      <w:pPr>
-        <w:spacing w:after="0" w:before="0"/>
-      </w:pPr>
       <w:r>
-        <w:rPr>
-          <w:b w:val="0"/>
-          <w:sz w:val="22"/>
-        </w:rPr>
-        <w:t>(c) 2% Glutaraldehyde</w:t>
+        <w:t xml:space="preserve">(c) Suprapubic discomfort only</w:t>
       </w:r>
     </w:p>
     <w:p>
-      <w:pPr>
-        <w:spacing w:after="0" w:before="0"/>
-      </w:pPr>
       <w:r>
-        <w:rPr>
-          <w:b w:val="0"/>
-          <w:sz w:val="22"/>
-        </w:rPr>
-        <w:t>(d) Ammonium chloride</w:t>
+        <w:t xml:space="preserve">(d) Asymptomatic bacteriuria</w:t>
       </w:r>
     </w:p>
     <w:p>
-      <w:pPr>
-        <w:spacing w:after="0" w:before="40"/>
-      </w:pPr>
       <w:r>
-        <w:rPr>
-          <w:b/>
-          <w:sz w:val="22"/>
-        </w:rPr>
-        <w:t>Answer: c</w:t>
+        <w:t xml:space="preserve">Answer: a</w:t>
       </w:r>
     </w:p>
     <w:p>
-      <w:pPr>
-        <w:spacing w:after="0" w:before="0"/>
-      </w:pPr>
       <w:r>
-        <w:rPr>
-          <w:b w:val="0"/>
-          <w:sz w:val="21"/>
-        </w:rPr>
-        <w:t>Solution: Cidex contains 2% Glutaraldehyde, widely used for high-level cold disinfection of endoscopes, laparoscopes, and heat-sensitive instruments.</w:t>
+        <w:t xml:space="preserve">Solution: Acute pyelonephritis (kidney infection) presents with high fever, chills, flank pain, and costovertebral angle tenderness, often with dysuria and frequency. Cystitis causes suprapubic symptoms without high fever.</w:t>
       </w:r>
     </w:p>
     <w:p>
-      <w:pPr>
-        <w:spacing w:after="0" w:before="0"/>
-      </w:pPr>
       <w:r>
-        <w:rPr>
-          <w:b w:val="0"/>
-          <w:sz w:val="20"/>
-        </w:rPr>
-        <w:t>Positive Marks: 1</w:t>
+        <w:t xml:space="preserve">Positive Marks: 1</w:t>
       </w:r>
     </w:p>
     <w:p>
-      <w:pPr>
-        <w:spacing w:after="160" w:before="0"/>
-      </w:pPr>
       <w:r>
-        <w:rPr>
-          <w:b w:val="0"/>
-          <w:sz w:val="20"/>
-        </w:rPr>
-        <w:t>Negative Marks: 0.25</w:t>
+        <w:t xml:space="preserve">Negative Marks: 0.25</w:t>
       </w:r>
     </w:p>
     <w:p>
-      <w:pPr>
-        <w:spacing w:after="20" w:before="120"/>
-      </w:pPr>
       <w:r>
-        <w:rPr>
-          <w:b/>
-          <w:sz w:val="22"/>
-        </w:rPr>
-        <w:t>Question: Best described the asepsis of any surgical instrument?</w:t>
+        <w:t xml:space="preserve"/>
       </w:r>
     </w:p>
     <w:p>
-      <w:pPr>
-        <w:spacing w:after="0" w:before="0"/>
-      </w:pPr>
       <w:r>
-        <w:rPr>
-          <w:b w:val="0"/>
-          <w:sz w:val="22"/>
-        </w:rPr>
-        <w:t>(a) Sterilization</w:t>
+        <w:t xml:space="preserve">Question: A nurse is caring for a client with a diagnosis of hypovolemic shock. Which finding indicates improvement?</w:t>
       </w:r>
     </w:p>
     <w:p>
-      <w:pPr>
-        <w:spacing w:after="0" w:before="0"/>
-      </w:pPr>
       <w:r>
-        <w:rPr>
-          <w:b w:val="0"/>
-          <w:sz w:val="22"/>
-        </w:rPr>
-        <w:t>(b) Scrubbing</w:t>
+        <w:t xml:space="preserve">(a) Urine output of 40 mL/hour</w:t>
       </w:r>
     </w:p>
     <w:p>
-      <w:pPr>
-        <w:spacing w:after="0" w:before="0"/>
-      </w:pPr>
       <w:r>
-        <w:rPr>
-          <w:b w:val="0"/>
-          <w:sz w:val="22"/>
-        </w:rPr>
-        <w:t>(c) Mopping</w:t>
+        <w:t xml:space="preserve">(b) Decreasing blood pressure</w:t>
       </w:r>
     </w:p>
     <w:p>
-      <w:pPr>
-        <w:spacing w:after="0" w:before="0"/>
-      </w:pPr>
       <w:r>
-        <w:rPr>
-          <w:b w:val="0"/>
-          <w:sz w:val="22"/>
-        </w:rPr>
-        <w:t>(d) Disinfection</w:t>
+        <w:t xml:space="preserve">(c) Increasing heart rate</w:t>
       </w:r>
     </w:p>
     <w:p>
-      <w:pPr>
-        <w:spacing w:after="0" w:before="40"/>
-      </w:pPr>
       <w:r>
-        <w:rPr>
-          <w:b/>
-          <w:sz w:val="22"/>
-        </w:rPr>
-        <w:t>Answer: a</w:t>
+        <w:t xml:space="preserve">(d) Pale, cool extremities</w:t>
       </w:r>
     </w:p>
     <w:p>
-      <w:pPr>
-        <w:spacing w:after="0" w:before="0"/>
-      </w:pPr>
       <w:r>
-        <w:rPr>
-          <w:b w:val="0"/>
-          <w:sz w:val="21"/>
-        </w:rPr>
-        <w:t>Solution: The complete elimination of all microorganisms, including spores, is the best description of the term sterilization. Sterilization is the process of killing or removing all microorganisms, including bacteria, viruses, fungi, and spores. Sterilization can be achieved by various physical and chemical methods, such as heat, radiation, and chemical disinfectants.</w:t>
+        <w:t xml:space="preserve">Answer: a</w:t>
       </w:r>
     </w:p>
     <w:p>
-      <w:pPr>
-        <w:spacing w:after="0" w:before="0"/>
-      </w:pPr>
       <w:r>
-        <w:rPr>
-          <w:b w:val="0"/>
-          <w:sz w:val="20"/>
-        </w:rPr>
-        <w:t>Positive Marks: 1</w:t>
+        <w:t xml:space="preserve">Solution: Adequate urine output (at least 30 mL/hour) indicates improved renal perfusion and is a positive sign in shock management. Falling BP, rising HR, and cool extremities indicate worsening.</w:t>
       </w:r>
     </w:p>
     <w:p>
-      <w:pPr>
-        <w:spacing w:after="160" w:before="0"/>
-      </w:pPr>
       <w:r>
-        <w:rPr>
-          <w:b w:val="0"/>
-          <w:sz w:val="20"/>
-        </w:rPr>
-        <w:t>Negative Marks: 0.25</w:t>
+        <w:t xml:space="preserve">Positive Marks: 1</w:t>
       </w:r>
     </w:p>
     <w:p>
-      <w:pPr>
-        <w:spacing w:after="20" w:before="120"/>
-      </w:pPr>
       <w:r>
-        <w:rPr>
-          <w:b/>
-          <w:sz w:val="22"/>
-        </w:rPr>
-        <w:t>Question: Which of the following is a vector-borne disease?</w:t>
+        <w:t xml:space="preserve">Negative Marks: 0.25</w:t>
       </w:r>
     </w:p>
     <w:p>
-      <w:pPr>
-        <w:spacing w:after="0" w:before="0"/>
-      </w:pPr>
       <w:r>
-        <w:rPr>
-          <w:b w:val="0"/>
-          <w:sz w:val="22"/>
-        </w:rPr>
-        <w:t>(a) Tuberculosis</w:t>
+        <w:t xml:space="preserve"/>
       </w:r>
     </w:p>
     <w:p>
-      <w:pPr>
-        <w:spacing w:after="0" w:before="0"/>
-      </w:pPr>
       <w:r>
-        <w:rPr>
-          <w:b w:val="0"/>
-          <w:sz w:val="22"/>
-        </w:rPr>
-        <w:t>(b) Hepatitis A</w:t>
+        <w:t xml:space="preserve">Question: The nurse is preparing to administer a blood transfusion. Which IV solution is compatible with blood products?</w:t>
       </w:r>
     </w:p>
     <w:p>
-      <w:pPr>
-        <w:spacing w:after="0" w:before="0"/>
-      </w:pPr>
       <w:r>
-        <w:rPr>
-          <w:b w:val="0"/>
-          <w:sz w:val="22"/>
-        </w:rPr>
-        <w:t>(c) Dengue</w:t>
+        <w:t xml:space="preserve">(a) 0.9% normal saline</w:t>
       </w:r>
     </w:p>
     <w:p>
-      <w:pPr>
-        <w:spacing w:after="0" w:before="0"/>
-      </w:pPr>
       <w:r>
-        <w:rPr>
-          <w:b w:val="0"/>
-          <w:sz w:val="22"/>
-        </w:rPr>
-        <w:t>(d) Cholera</w:t>
+        <w:t xml:space="preserve">(b) 5% dextrose in water</w:t>
       </w:r>
     </w:p>
     <w:p>
-      <w:pPr>
-        <w:spacing w:after="0" w:before="40"/>
-      </w:pPr>
       <w:r>
-        <w:rPr>
-          <w:b/>
-          <w:sz w:val="22"/>
-        </w:rPr>
-        <w:t>Answer: c</w:t>
+        <w:t xml:space="preserve">(c) Lactated Ringer's solution</w:t>
       </w:r>
     </w:p>
     <w:p>
-      <w:pPr>
-        <w:spacing w:after="0" w:before="0"/>
-      </w:pPr>
       <w:r>
-        <w:rPr>
-          <w:b w:val="0"/>
-          <w:sz w:val="21"/>
-        </w:rPr>
-        <w:t>Solution: Dengue is transmitted by the Aedes aegypti mosquito, making it a vector-borne disease.</w:t>
+        <w:t xml:space="preserve">(d) 0.45% normal saline</w:t>
       </w:r>
     </w:p>
     <w:p>
-      <w:pPr>
-        <w:spacing w:after="0" w:before="0"/>
-      </w:pPr>
       <w:r>
-        <w:rPr>
-          <w:b w:val="0"/>
-          <w:sz w:val="20"/>
-        </w:rPr>
-        <w:t>Positive Marks: 1</w:t>
+        <w:t xml:space="preserve">Answer: a</w:t>
       </w:r>
     </w:p>
     <w:p>
-      <w:pPr>
-        <w:spacing w:after="160" w:before="0"/>
-      </w:pPr>
       <w:r>
-        <w:rPr>
-          <w:b w:val="0"/>
-          <w:sz w:val="20"/>
-        </w:rPr>
-        <w:t>Negative Marks: 0.25</w:t>
+        <w:t xml:space="preserve">Solution: Normal saline (0.9% NaCl) is the only solution routinely used with blood products. Dextrose and lactated Ringer's can cause hemolysis or clotting of the blood.</w:t>
       </w:r>
     </w:p>
     <w:p>
-      <w:pPr>
-        <w:spacing w:after="20" w:before="120"/>
-      </w:pPr>
       <w:r>
-        <w:rPr>
-          <w:b/>
-          <w:sz w:val="22"/>
-        </w:rPr>
-        <w:t>Question: Which of the following vaccine is kept in freezer compartment in refrigerator?</w:t>
+        <w:t xml:space="preserve">Positive Marks: 1</w:t>
       </w:r>
     </w:p>
     <w:p>
-      <w:pPr>
-        <w:spacing w:after="0" w:before="0"/>
-      </w:pPr>
       <w:r>
-        <w:rPr>
-          <w:b w:val="0"/>
-          <w:sz w:val="22"/>
-        </w:rPr>
-        <w:t>(a) Hepatitis B</w:t>
+        <w:t xml:space="preserve">Negative Marks: 0.25</w:t>
       </w:r>
     </w:p>
     <w:p>
-      <w:pPr>
-        <w:spacing w:after="0" w:before="0"/>
-      </w:pPr>
       <w:r>
-        <w:rPr>
-          <w:b w:val="0"/>
-          <w:sz w:val="22"/>
-        </w:rPr>
-        <w:t>(b) T.T</w:t>
+        <w:t xml:space="preserve"/>
       </w:r>
     </w:p>
     <w:p>
-      <w:pPr>
-        <w:spacing w:after="0" w:before="0"/>
-      </w:pPr>
       <w:r>
-        <w:rPr>
-          <w:b w:val="0"/>
-          <w:sz w:val="22"/>
-        </w:rPr>
-        <w:t>(c) DPT</w:t>
+        <w:t xml:space="preserve">Question: A client with a urinary tract infection is prescribed nitrofurantoin. The nurse should teach the client that this medication may cause:</w:t>
       </w:r>
     </w:p>
     <w:p>
-      <w:pPr>
-        <w:spacing w:after="0" w:before="0"/>
-      </w:pPr>
       <w:r>
-        <w:rPr>
-          <w:b w:val="0"/>
-          <w:sz w:val="22"/>
-        </w:rPr>
-        <w:t>(d) Measles</w:t>
+        <w:t xml:space="preserve">(a) Brown or rust-colored urine</w:t>
       </w:r>
     </w:p>
     <w:p>
-      <w:pPr>
-        <w:spacing w:after="0" w:before="40"/>
-      </w:pPr>
       <w:r>
-        <w:rPr>
-          <w:b/>
-          <w:sz w:val="22"/>
-        </w:rPr>
-        <w:t>Answer: b</w:t>
+        <w:t xml:space="preserve">(b) Bluish-green skin discoloration</w:t>
       </w:r>
     </w:p>
     <w:p>
-      <w:pPr>
-        <w:spacing w:after="0" w:before="0"/>
-      </w:pPr>
       <w:r>
-        <w:rPr>
-          <w:b w:val="0"/>
-          <w:sz w:val="21"/>
-        </w:rPr>
-        <w:t>Solution: The vaccine that is kept in the freezer compartment of a refrigerator is the Measles vaccine. Measles vaccine, like many other live vaccines, needs to be stored at low temperatures to maintain its efficacy. The recommended storage temperature for the measles vaccine is between -50°C and -15°C. This temperature range ensures that the vaccine remains stable and retains its potency. The freezer compartment of a refrigerator provides the necessary cold storage for vaccines that require ultra-low temperatures. Important instruments in OBE vaccine</w:t>
+        <w:t xml:space="preserve">(c) Permanent hearing loss</w:t>
       </w:r>
     </w:p>
     <w:p>
-      <w:pPr>
-        <w:spacing w:after="0" w:before="0"/>
-      </w:pPr>
       <w:r>
-        <w:rPr>
-          <w:b w:val="0"/>
-          <w:sz w:val="20"/>
-        </w:rPr>
-        <w:t>Positive Marks: 1</w:t>
+        <w:t xml:space="preserve">(d) Red, itchy eyes</w:t>
       </w:r>
     </w:p>
     <w:p>
-      <w:pPr>
-        <w:spacing w:after="160" w:before="0"/>
-      </w:pPr>
       <w:r>
-        <w:rPr>
-          <w:b w:val="0"/>
-          <w:sz w:val="20"/>
-        </w:rPr>
-        <w:t>Negative Marks: 0.25</w:t>
+        <w:t xml:space="preserve">Answer: a</w:t>
       </w:r>
     </w:p>
     <w:p>
-      <w:pPr>
-        <w:spacing w:after="20" w:before="120"/>
-      </w:pPr>
       <w:r>
-        <w:rPr>
-          <w:b/>
-          <w:sz w:val="22"/>
-        </w:rPr>
-        <w:t>Question: A schizophrenic client who is experiencing thoughts of having special powers states that I am a messenger from another planet and can rule the earth. The nurse assesses this behavior as:</w:t>
+        <w:t xml:space="preserve">Solution: Nitrofurantoin may cause harmless brown or rust-colored urine, which the client should be told to expect. Discoloration of urine is not harmful.</w:t>
       </w:r>
     </w:p>
     <w:p>
-      <w:pPr>
-        <w:spacing w:after="0" w:before="0"/>
-      </w:pPr>
       <w:r>
-        <w:rPr>
-          <w:b w:val="0"/>
-          <w:sz w:val="22"/>
-        </w:rPr>
-        <w:t>(a) Ideas of reference</w:t>
+        <w:t xml:space="preserve">Positive Marks: 1</w:t>
       </w:r>
     </w:p>
     <w:p>
-      <w:pPr>
-        <w:spacing w:after="0" w:before="0"/>
-      </w:pPr>
       <w:r>
-        <w:rPr>
-          <w:b w:val="0"/>
-          <w:sz w:val="22"/>
-        </w:rPr>
-        <w:t>(b) Thought broadcasting</w:t>
+        <w:t xml:space="preserve">Negative Marks: 0.25</w:t>
       </w:r>
     </w:p>
     <w:p>
-      <w:pPr>
-        <w:spacing w:after="0" w:before="0"/>
-      </w:pPr>
       <w:r>
-        <w:rPr>
-          <w:b w:val="0"/>
-          <w:sz w:val="22"/>
-        </w:rPr>
-        <w:t>(c) Delusions of persecution</w:t>
+        <w:t xml:space="preserve"/>
       </w:r>
     </w:p>
     <w:p>
-      <w:pPr>
-        <w:spacing w:after="0" w:before="0"/>
-      </w:pPr>
       <w:r>
-        <w:rPr>
-          <w:b w:val="0"/>
-          <w:sz w:val="22"/>
-        </w:rPr>
-        <w:t>(d) Delusions of grandeur</w:t>
+        <w:t xml:space="preserve">Question: The nurse is caring for a client with an ileostomy. Which type of drainage is expected initially?</w:t>
       </w:r>
     </w:p>
     <w:p>
-      <w:pPr>
-        <w:spacing w:after="0" w:before="40"/>
-      </w:pPr>
       <w:r>
-        <w:rPr>
-          <w:b/>
-          <w:sz w:val="22"/>
-        </w:rPr>
-        <w:t>Answer: d</w:t>
+        <w:t xml:space="preserve">(a) Continuous liquid effluent</w:t>
       </w:r>
     </w:p>
     <w:p>
-      <w:pPr>
-        <w:spacing w:after="0" w:before="0"/>
-      </w:pPr>
       <w:r>
-        <w:rPr>
-          <w:b w:val="0"/>
-          <w:sz w:val="21"/>
-        </w:rPr>
-        <w:t>Solution: The behavior of a schizophrenic client experiencing thoughts of having special powers and stating "I am a messenger from another planet and can rule the earth" is assessed by the nurse as delusions of grandeur. Delusions of grandeur are a type of delusion where the individual has an exaggerated sense of their own importance, power, knowledge, or identity. They may believe they have special abilities or connections to supernatural beings. Delusions of grandeur are common in individuals with schizophrenia and can be challenging to treat.</w:t>
+        <w:t xml:space="preserve">(b) Formed stool</w:t>
       </w:r>
     </w:p>
     <w:p>
-      <w:pPr>
-        <w:spacing w:after="0" w:before="0"/>
-      </w:pPr>
       <w:r>
-        <w:rPr>
-          <w:b w:val="0"/>
-          <w:sz w:val="20"/>
-        </w:rPr>
-        <w:t>Positive Marks: 1</w:t>
+        <w:t xml:space="preserve">(c) Semisolid stool</w:t>
       </w:r>
     </w:p>
     <w:p>
-      <w:pPr>
-        <w:spacing w:after="160" w:before="0"/>
-      </w:pPr>
       <w:r>
-        <w:rPr>
-          <w:b w:val="0"/>
-          <w:sz w:val="20"/>
-        </w:rPr>
-        <w:t>Negative Marks: 0.25</w:t>
+        <w:t xml:space="preserve">(d) No drainage for the first week</w:t>
       </w:r>
     </w:p>
     <w:p>
-      <w:pPr>
-        <w:spacing w:after="20" w:before="120"/>
-      </w:pPr>
       <w:r>
-        <w:rPr>
-          <w:b/>
-          <w:sz w:val="22"/>
-        </w:rPr>
-        <w:t>Question: The earliest sign of hypovolaemic shock is:</w:t>
+        <w:t xml:space="preserve">Answer: a</w:t>
       </w:r>
     </w:p>
     <w:p>
-      <w:pPr>
-        <w:spacing w:after="0" w:before="0"/>
-      </w:pPr>
       <w:r>
-        <w:rPr>
-          <w:b w:val="0"/>
-          <w:sz w:val="22"/>
-        </w:rPr>
-        <w:t>(a) Tachycardia</w:t>
+        <w:t xml:space="preserve">Solution: An ileostomy produces continuous liquid effluent because the small intestine does not absorb water as completely as the colon. Output becomes thicker as the bowel adapts.</w:t>
       </w:r>
     </w:p>
     <w:p>
-      <w:pPr>
-        <w:spacing w:after="0" w:before="0"/>
-      </w:pPr>
       <w:r>
-        <w:rPr>
-          <w:b w:val="0"/>
-          <w:sz w:val="22"/>
-        </w:rPr>
-        <w:t>(b) Cyanosis</w:t>
+        <w:t xml:space="preserve">Positive Marks: 1</w:t>
       </w:r>
     </w:p>
     <w:p>
-      <w:pPr>
-        <w:spacing w:after="0" w:before="0"/>
-      </w:pPr>
       <w:r>
-        <w:rPr>
-          <w:b w:val="0"/>
-          <w:sz w:val="22"/>
-        </w:rPr>
-        <w:t>(c) Oliguria</w:t>
+        <w:t xml:space="preserve">Negative Marks: 0.25</w:t>
       </w:r>
     </w:p>
     <w:p>
-      <w:pPr>
-        <w:spacing w:after="0" w:before="0"/>
-      </w:pPr>
       <w:r>
-        <w:rPr>
-          <w:b w:val="0"/>
-          <w:sz w:val="22"/>
-        </w:rPr>
-        <w:t>(d) Falling blood pressure</w:t>
+        <w:t xml:space="preserve"/>
       </w:r>
     </w:p>
     <w:p>
-      <w:pPr>
-        <w:spacing w:after="0" w:before="40"/>
-      </w:pPr>
       <w:r>
-        <w:rPr>
-          <w:b/>
-          <w:sz w:val="22"/>
-        </w:rPr>
-        <w:t>Answer: a</w:t>
+        <w:t xml:space="preserve">Question: A client is ordered to have a chest X-ray. Which action by the nurse is correct?</w:t>
       </w:r>
     </w:p>
     <w:p>
-      <w:pPr>
-        <w:spacing w:after="0" w:before="0"/>
-      </w:pPr>
       <w:r>
-        <w:rPr>
-          <w:b w:val="0"/>
-          <w:sz w:val="21"/>
-        </w:rPr>
-        <w:t>Solution: Tachycardia is an early compensatory sign of hypovolaemia; hypotension appears later.</w:t>
+        <w:t xml:space="preserve">(a) Remove jewelry and metal objects from the chest area</w:t>
       </w:r>
     </w:p>
     <w:p>
-      <w:pPr>
-        <w:spacing w:after="0" w:before="0"/>
-      </w:pPr>
       <w:r>
-        <w:rPr>
-          <w:b w:val="0"/>
-          <w:sz w:val="20"/>
-        </w:rPr>
-        <w:t>Positive Marks: 1</w:t>
+        <w:t xml:space="preserve">(b) Keep the client NPO before the test</w:t>
       </w:r>
     </w:p>
     <w:p>
-      <w:pPr>
-        <w:spacing w:after="160" w:before="0"/>
-      </w:pPr>
       <w:r>
-        <w:rPr>
-          <w:b w:val="0"/>
-          <w:sz w:val="20"/>
-        </w:rPr>
-        <w:t>Negative Marks: 0.25</w:t>
+        <w:t xml:space="preserve">(c) Insert a Foley catheter before the test</w:t>
       </w:r>
     </w:p>
     <w:p>
-      <w:pPr>
-        <w:spacing w:after="20" w:before="120"/>
-      </w:pPr>
       <w:r>
-        <w:rPr>
-          <w:b/>
-          <w:sz w:val="22"/>
-        </w:rPr>
-        <w:t>Question: Which of the following are uncommon in schizophrenia?</w:t>
+        <w:t xml:space="preserve">(d) Have the client drink barium before the test</w:t>
       </w:r>
     </w:p>
     <w:p>
-      <w:pPr>
-        <w:spacing w:after="0" w:before="0"/>
-      </w:pPr>
       <w:r>
-        <w:rPr>
-          <w:b w:val="0"/>
-          <w:sz w:val="22"/>
-        </w:rPr>
-        <w:t>(a) Behavioural changes</w:t>
+        <w:t xml:space="preserve">Answer: a</w:t>
       </w:r>
     </w:p>
     <w:p>
-      <w:pPr>
-        <w:spacing w:after="0" w:before="0"/>
-      </w:pPr>
       <w:r>
-        <w:rPr>
-          <w:b w:val="0"/>
-          <w:sz w:val="22"/>
-        </w:rPr>
-        <w:t>(b) Visual hallucination</w:t>
+        <w:t xml:space="preserve">Solution: Metal objects interfere with X-ray imaging and must be removed. No dietary preparation is needed for a plain chest X-ray; barium is used for GI studies.</w:t>
       </w:r>
     </w:p>
     <w:p>
-      <w:pPr>
-        <w:spacing w:after="0" w:before="0"/>
-      </w:pPr>
       <w:r>
-        <w:rPr>
-          <w:b w:val="0"/>
-          <w:sz w:val="22"/>
-        </w:rPr>
-        <w:t>(c) Thought Echo</w:t>
+        <w:t xml:space="preserve">Positive Marks: 1</w:t>
       </w:r>
     </w:p>
     <w:p>
-      <w:pPr>
-        <w:spacing w:after="0" w:before="0"/>
-      </w:pPr>
       <w:r>
-        <w:rPr>
-          <w:b w:val="0"/>
-          <w:sz w:val="22"/>
-        </w:rPr>
-        <w:t>(d) Thought changes</w:t>
+        <w:t xml:space="preserve">Negative Marks: 0.25</w:t>
       </w:r>
     </w:p>
     <w:p>
-      <w:pPr>
-        <w:spacing w:after="0" w:before="40"/>
-      </w:pPr>
       <w:r>
-        <w:rPr>
-          <w:b/>
-          <w:sz w:val="22"/>
-        </w:rPr>
-        <w:t>Answer: b</w:t>
+        <w:t xml:space="preserve"/>
       </w:r>
     </w:p>
     <w:p>
-      <w:pPr>
-        <w:spacing w:after="0" w:before="0"/>
-      </w:pPr>
       <w:r>
-        <w:rPr>
-          <w:b w:val="0"/>
-          <w:sz w:val="21"/>
-        </w:rPr>
-        <w:t>Solution: Visual hallucinations (option B) are uncommon in schizophrenia. Schizophrenia is a mental disorder characterized by abnormal thoughts, perceptions, emotions, and behaviors. The most common symptoms of schizophrenia include positive symptoms (e.g., delusions, hallucinations, disorganized speech) and negative symptoms (e.g., flat affect, social withdrawal, decreased motivation). While auditory hallucinations (such as hearing voices) are common in schizophrenia, visual hallucinations are relatively rare. Visual hallucinations are more commonly associated with other psychiatric disorders or medical conditions. It is important to differentiate between different types of hallucinations to guide appropriate diagnosis and treatment.</w:t>
+        <w:t xml:space="preserve">Question: A client with a fracture of the right arm is in a plaster cast that was applied 2 hours ago. The nurse should:</w:t>
       </w:r>
     </w:p>
     <w:p>
-      <w:pPr>
-        <w:spacing w:after="0" w:before="0"/>
-      </w:pPr>
       <w:r>
-        <w:rPr>
-          <w:b w:val="0"/>
-          <w:sz w:val="20"/>
-        </w:rPr>
-        <w:t>Positive Marks: 1</w:t>
+        <w:t xml:space="preserve">(a) Support the cast with the palms of the hands while it dries</w:t>
       </w:r>
     </w:p>
     <w:p>
-      <w:pPr>
-        <w:spacing w:after="160" w:before="0"/>
-      </w:pPr>
       <w:r>
-        <w:rPr>
-          <w:b w:val="0"/>
-          <w:sz w:val="20"/>
-        </w:rPr>
-        <w:t>Negative Marks: 0.25</w:t>
+        <w:t xml:space="preserve">(b) Use the fingertips to check for dampness</w:t>
       </w:r>
     </w:p>
     <w:p>
-      <w:pPr>
-        <w:spacing w:after="20" w:before="120"/>
-      </w:pPr>
       <w:r>
-        <w:rPr>
-          <w:b/>
-          <w:sz w:val="22"/>
-        </w:rPr>
-        <w:t>Question: Which bone is known as breast bone?</w:t>
+        <w:t xml:space="preserve">(c) Place the casted arm flat on a hard surface</w:t>
       </w:r>
     </w:p>
     <w:p>
-      <w:pPr>
-        <w:spacing w:after="0" w:before="0"/>
-      </w:pPr>
       <w:r>
-        <w:rPr>
-          <w:b w:val="0"/>
-          <w:sz w:val="22"/>
-        </w:rPr>
-        <w:t>(a) Humerus</w:t>
+        <w:t xml:space="preserve">(d) Cover the cast with a blanket to speed drying</w:t>
       </w:r>
     </w:p>
     <w:p>
-      <w:pPr>
-        <w:spacing w:after="0" w:before="0"/>
-      </w:pPr>
       <w:r>
-        <w:rPr>
-          <w:b w:val="0"/>
-          <w:sz w:val="22"/>
-        </w:rPr>
-        <w:t>(b) Ribs</w:t>
+        <w:t xml:space="preserve">Answer: a</w:t>
       </w:r>
     </w:p>
     <w:p>
-      <w:pPr>
-        <w:spacing w:after="0" w:before="0"/>
-      </w:pPr>
       <w:r>
-        <w:rPr>
-          <w:b w:val="0"/>
-          <w:sz w:val="22"/>
-        </w:rPr>
-        <w:t>(c) Femur</w:t>
+        <w:t xml:space="preserve">Solution: A wet plaster cast is supported with the palms (not fingertips, which can indent it) and allowed to air-dry. It should not be placed on hard surfaces or covered, which traps heat and slows drying.</w:t>
       </w:r>
     </w:p>
     <w:p>
-      <w:pPr>
-        <w:spacing w:after="0" w:before="0"/>
-      </w:pPr>
       <w:r>
-        <w:rPr>
-          <w:b w:val="0"/>
-          <w:sz w:val="22"/>
-        </w:rPr>
-        <w:t>(d) Sternum</w:t>
+        <w:t xml:space="preserve">Positive Marks: 1</w:t>
       </w:r>
     </w:p>
     <w:p>
-      <w:pPr>
-        <w:spacing w:after="0" w:before="40"/>
-      </w:pPr>
       <w:r>
-        <w:rPr>
-          <w:b/>
-          <w:sz w:val="22"/>
-        </w:rPr>
-        <w:t>Answer: d</w:t>
+        <w:t xml:space="preserve">Negative Marks: 0.25</w:t>
       </w:r>
     </w:p>
     <w:p>
-      <w:pPr>
-        <w:spacing w:after="0" w:before="0"/>
-      </w:pPr>
       <w:r>
-        <w:rPr>
-          <w:b w:val="0"/>
-          <w:sz w:val="21"/>
-        </w:rPr>
-        <w:t>Solution: The bone known as the breastbone is the sternum (option B). The sternum is a flat bone located in the center of the chest. It is connected to the ribs through cartilage and forms the anterior part of the rib cage. The sternum consists of three parts: the manubrium, the body, and the xiphoid process. The sternum provides protection to vital organs in the chest, including the heart and lungs. It also serves as an attachment site for various muscles involved in respiration and movement of the upper limbs.</w:t>
+        <w:t xml:space="preserve"/>
       </w:r>
     </w:p>
     <w:p>
-      <w:pPr>
-        <w:spacing w:after="0" w:before="0"/>
-      </w:pPr>
       <w:r>
-        <w:rPr>
-          <w:b w:val="0"/>
-          <w:sz w:val="20"/>
-        </w:rPr>
-        <w:t>Positive Marks: 1</w:t>
+        <w:t xml:space="preserve">Question: A client is admitted with chest pain and the ECG shows ST-segment elevation. The nurse should prepare the client for:</w:t>
       </w:r>
     </w:p>
     <w:p>
-      <w:pPr>
-        <w:spacing w:after="160" w:before="0"/>
-      </w:pPr>
       <w:r>
-        <w:rPr>
-          <w:b w:val="0"/>
-          <w:sz w:val="20"/>
-        </w:rPr>
-        <w:t>Negative Marks: 0.25</w:t>
+        <w:t xml:space="preserve">(a) Immediate reperfusion therapy, such as thrombolytics or PCI</w:t>
       </w:r>
     </w:p>
     <w:p>
-      <w:pPr>
-        <w:spacing w:after="20" w:before="120"/>
-      </w:pPr>
       <w:r>
-        <w:rPr>
-          <w:b/>
-          <w:sz w:val="22"/>
-        </w:rPr>
-        <w:t>Question: The first step in the nursing process is:</w:t>
+        <w:t xml:space="preserve">(b) Discharge with oral analgesics</w:t>
       </w:r>
     </w:p>
     <w:p>
-      <w:pPr>
-        <w:spacing w:after="0" w:before="0"/>
-      </w:pPr>
       <w:r>
-        <w:rPr>
-          <w:b w:val="0"/>
-          <w:sz w:val="22"/>
-        </w:rPr>
-        <w:t>(a) Assessment</w:t>
+        <w:t xml:space="preserve">(c) A stress test only</w:t>
       </w:r>
     </w:p>
     <w:p>
-      <w:pPr>
-        <w:spacing w:after="0" w:before="0"/>
-      </w:pPr>
       <w:r>
-        <w:rPr>
-          <w:b w:val="0"/>
-          <w:sz w:val="22"/>
-        </w:rPr>
-        <w:t>(b) Evaluation</w:t>
+        <w:t xml:space="preserve">(d) Observation without treatment</w:t>
       </w:r>
     </w:p>
     <w:p>
-      <w:pPr>
-        <w:spacing w:after="0" w:before="0"/>
-      </w:pPr>
       <w:r>
-        <w:rPr>
-          <w:b w:val="0"/>
-          <w:sz w:val="22"/>
-        </w:rPr>
-        <w:t>(c) Planning</w:t>
+        <w:t xml:space="preserve">Answer: a</w:t>
       </w:r>
     </w:p>
     <w:p>
-      <w:pPr>
-        <w:spacing w:after="0" w:before="0"/>
-      </w:pPr>
       <w:r>
-        <w:rPr>
-          <w:b w:val="0"/>
-          <w:sz w:val="22"/>
-        </w:rPr>
-        <w:t>(d) Implementation</w:t>
+        <w:t xml:space="preserve">Solution: ST-segment elevation MI is a medical emergency requiring rapid reperfusion — primary percutaneous coronary intervention or thrombolytic therapy — to limit myocardial damage. "Time is muscle."</w:t>
       </w:r>
     </w:p>
     <w:p>
-      <w:pPr>
-        <w:spacing w:after="0" w:before="40"/>
-      </w:pPr>
       <w:r>
-        <w:rPr>
-          <w:b/>
-          <w:sz w:val="22"/>
-        </w:rPr>
-        <w:t>Answer: a</w:t>
+        <w:t xml:space="preserve">Positive Marks: 1</w:t>
       </w:r>
     </w:p>
     <w:p>
-      <w:pPr>
-        <w:spacing w:after="0" w:before="0"/>
-      </w:pPr>
       <w:r>
-        <w:rPr>
-          <w:b w:val="0"/>
-          <w:sz w:val="21"/>
-        </w:rPr>
-        <w:t>Solution: The nursing process begins with assessment - collection of data about the patient's health status.</w:t>
+        <w:t xml:space="preserve">Negative Marks: 0.25</w:t>
       </w:r>
     </w:p>
     <w:p>
-      <w:pPr>
-        <w:spacing w:after="0" w:before="0"/>
-      </w:pPr>
       <w:r>
-        <w:rPr>
-          <w:b w:val="0"/>
-          <w:sz w:val="20"/>
-        </w:rPr>
-        <w:t>Positive Marks: 1</w:t>
+        <w:t xml:space="preserve"/>
       </w:r>
     </w:p>
     <w:p>
-      <w:pPr>
-        <w:spacing w:after="160" w:before="0"/>
-      </w:pPr>
       <w:r>
-        <w:rPr>
-          <w:b w:val="0"/>
-          <w:sz w:val="20"/>
-        </w:rPr>
-        <w:t>Negative Marks: 0.25</w:t>
+        <w:t xml:space="preserve">Question: The nurse is assessing a client's cranial nerve III (oculomotor). The nurse should ask the client to:</w:t>
       </w:r>
     </w:p>
     <w:p>
-      <w:pPr>
-        <w:spacing w:after="20" w:before="120"/>
-      </w:pPr>
       <w:r>
-        <w:rPr>
-          <w:b/>
-          <w:sz w:val="22"/>
-        </w:rPr>
-        <w:t>Question: What It meant by posthumous child?</w:t>
+        <w:t xml:space="preserve">(a) Move the eyes in all directions and check pupil reaction</w:t>
       </w:r>
     </w:p>
     <w:p>
-      <w:pPr>
-        <w:spacing w:after="0" w:before="0"/>
-      </w:pPr>
       <w:r>
-        <w:rPr>
-          <w:b w:val="0"/>
-          <w:sz w:val="22"/>
-        </w:rPr>
-        <w:t>(a) Child who lost the parents after birth</w:t>
+        <w:t xml:space="preserve">(b) Smile and show the teeth</w:t>
       </w:r>
     </w:p>
     <w:p>
-      <w:pPr>
-        <w:spacing w:after="0" w:before="0"/>
-      </w:pPr>
       <w:r>
-        <w:rPr>
-          <w:b w:val="0"/>
-          <w:sz w:val="22"/>
-        </w:rPr>
-        <w:t>(b) Child who doesn't hate mother</w:t>
+        <w:t xml:space="preserve">(c) Shrug the shoulders</w:t>
       </w:r>
     </w:p>
     <w:p>
-      <w:pPr>
-        <w:spacing w:after="0" w:before="0"/>
-      </w:pPr>
       <w:r>
-        <w:rPr>
-          <w:b w:val="0"/>
-          <w:sz w:val="22"/>
-        </w:rPr>
-        <w:t>(c) Childbirth after death of both biological parent</w:t>
+        <w:t xml:space="preserve">(d) Stick out the tongue</w:t>
       </w:r>
     </w:p>
     <w:p>
-      <w:pPr>
-        <w:spacing w:after="0" w:before="0"/>
-      </w:pPr>
       <w:r>
-        <w:rPr>
-          <w:b w:val="0"/>
-          <w:sz w:val="22"/>
-        </w:rPr>
-        <w:t>(d) Abused child</w:t>
+        <w:t xml:space="preserve">Answer: a</w:t>
       </w:r>
     </w:p>
     <w:p>
-      <w:pPr>
-        <w:spacing w:after="0" w:before="40"/>
-      </w:pPr>
       <w:r>
-        <w:rPr>
-          <w:b/>
-          <w:sz w:val="22"/>
-        </w:rPr>
-        <w:t>Answer: c</w:t>
+        <w:t xml:space="preserve">Solution: CN III controls most extraocular eye movements, eyelid elevation, and pupil constriction. Smiling tests CN VII, shoulder shrugging tests CN XI, and tongue protrusion tests CN XII.</w:t>
       </w:r>
     </w:p>
     <w:p>
-      <w:pPr>
-        <w:spacing w:after="0" w:before="0"/>
-      </w:pPr>
       <w:r>
-        <w:rPr>
-          <w:b w:val="0"/>
-          <w:sz w:val="21"/>
-        </w:rPr>
-        <w:t>Solution: A posthumous child refers to a child who is born after the death of one or both of their biological parents. It specifically refers to a child who is conceived before the death of the biological parent(s) but born after their demise. This situation can occur due to advanced reproductive technologies, such as postmortem sperm retrieval or the use of stored frozen embryos. The term "posthumous child" highlights the unique circumstances surrounding the child's birth and the absence of one or both biological parents during their upbringing. "Forensic Medicine: A Handbook for Professionals," Chapter 10</w:t>
+        <w:t xml:space="preserve">Positive Marks: 1</w:t>
       </w:r>
     </w:p>
     <w:p>
-      <w:pPr>
-        <w:spacing w:after="0" w:before="0"/>
-      </w:pPr>
       <w:r>
-        <w:rPr>
-          <w:b w:val="0"/>
-          <w:sz w:val="20"/>
-        </w:rPr>
-        <w:t>Positive Marks: 1</w:t>
+        <w:t xml:space="preserve">Negative Marks: 0.25</w:t>
       </w:r>
     </w:p>
     <w:p>
-      <w:pPr>
-        <w:spacing w:after="160" w:before="0"/>
-      </w:pPr>
       <w:r>
-        <w:rPr>
-          <w:b w:val="0"/>
-          <w:sz w:val="20"/>
-        </w:rPr>
-        <w:t>Negative Marks: 0.25</w:t>
+        <w:t xml:space="preserve"/>
       </w:r>
     </w:p>
     <w:p>
-      <w:pPr>
-        <w:spacing w:after="20" w:before="120"/>
-      </w:pPr>
       <w:r>
-        <w:rPr>
-          <w:b/>
-          <w:sz w:val="22"/>
-        </w:rPr>
-        <w:t>Question: A client at 34 weeks gestation is diagnosed with placenta previa. Which intervention is CONTRAINDICATED?</w:t>
+        <w:t xml:space="preserve">Question: A client with deep vein thrombosis in the left leg complains of sudden chest pain and dyspnea. The priority nursing action is:</w:t>
       </w:r>
     </w:p>
     <w:p>
-      <w:pPr>
-        <w:spacing w:after="0" w:before="0"/>
-      </w:pPr>
       <w:r>
-        <w:rPr>
-          <w:b w:val="0"/>
-          <w:sz w:val="22"/>
-        </w:rPr>
-        <w:t>(a) Vaginal examination</w:t>
+        <w:t xml:space="preserve">(a) Administer oxygen and notify the physician immediately</w:t>
       </w:r>
     </w:p>
     <w:p>
-      <w:pPr>
-        <w:spacing w:after="0" w:before="0"/>
-      </w:pPr>
       <w:r>
-        <w:rPr>
-          <w:b w:val="0"/>
-          <w:sz w:val="22"/>
-        </w:rPr>
-        <w:t>(b) Bed rest with activity restriction</w:t>
+        <w:t xml:space="preserve">(b) Massage the left leg</w:t>
       </w:r>
     </w:p>
     <w:p>
-      <w:pPr>
-        <w:spacing w:after="0" w:before="0"/>
-      </w:pPr>
       <w:r>
-        <w:rPr>
-          <w:b w:val="0"/>
-          <w:sz w:val="22"/>
-        </w:rPr>
-        <w:t>(c) Continuous fetal monitoring</w:t>
+        <w:t xml:space="preserve">(c) Encourage ambulation</w:t>
       </w:r>
     </w:p>
     <w:p>
-      <w:pPr>
-        <w:spacing w:after="0" w:before="0"/>
-      </w:pPr>
       <w:r>
-        <w:rPr>
-          <w:b w:val="0"/>
-          <w:sz w:val="22"/>
-        </w:rPr>
-        <w:t>(d) Maintaining IV access</w:t>
+        <w:t xml:space="preserve">(d) Apply warm compresses to the chest</w:t>
       </w:r>
     </w:p>
     <w:p>
-      <w:pPr>
-        <w:spacing w:after="0" w:before="40"/>
-      </w:pPr>
       <w:r>
-        <w:rPr>
-          <w:b/>
-          <w:sz w:val="22"/>
-        </w:rPr>
-        <w:t>Answer: a</w:t>
+        <w:t xml:space="preserve">Answer: a</w:t>
       </w:r>
     </w:p>
     <w:p>
-      <w:pPr>
-        <w:spacing w:after="0" w:before="0"/>
-      </w:pPr>
       <w:r>
-        <w:rPr>
-          <w:b w:val="0"/>
-          <w:sz w:val="21"/>
-        </w:rPr>
-        <w:t>Solution: Vaginal examination can precipitate catastrophic hemorrhage in placenta previa and is strictly avoided; diagnosis is confirmed by ultrasound.</w:t>
+        <w:t xml:space="preserve">Solution: Sudden chest pain and dyspnea in a client with DVT suggest a pulmonary embolism — an emergency. The nurse administers oxygen, elevates the head of the bed, and calls for immediate help. The leg must not be massaged.</w:t>
       </w:r>
     </w:p>
     <w:p>
-      <w:pPr>
-        <w:spacing w:after="0" w:before="0"/>
-      </w:pPr>
       <w:r>
-        <w:rPr>
-          <w:b w:val="0"/>
-          <w:sz w:val="20"/>
-        </w:rPr>
-        <w:t>Positive Marks: 1</w:t>
+        <w:t xml:space="preserve">Positive Marks: 1</w:t>
       </w:r>
     </w:p>
     <w:p>
-      <w:pPr>
-        <w:spacing w:after="160" w:before="0"/>
-      </w:pPr>
       <w:r>
-        <w:rPr>
-          <w:b w:val="0"/>
-          <w:sz w:val="20"/>
-        </w:rPr>
-        <w:t>Negative Marks: 0.25</w:t>
+        <w:t xml:space="preserve">Negative Marks: 0.25</w:t>
       </w:r>
     </w:p>
     <w:p>
-      <w:pPr>
-        <w:spacing w:after="20" w:before="120"/>
-      </w:pPr>
       <w:r>
-        <w:rPr>
-          <w:b/>
-          <w:sz w:val="22"/>
-        </w:rPr>
-        <w:t>Question: The best method of confirming the correct placement of a nasogastric tube is:</w:t>
+        <w:t xml:space="preserve">Question: A client is receiving an IV infusion at 125 mL/hour. How much fluid will the client receive in 8 hours?</w:t>
       </w:r>
     </w:p>
     <w:p>
-      <w:pPr>
-        <w:spacing w:after="0" w:before="0"/>
-      </w:pPr>
       <w:r>
-        <w:rPr>
-          <w:b w:val="0"/>
-          <w:sz w:val="22"/>
-        </w:rPr>
-        <w:t>(a) Bubbling in water</w:t>
+        <w:t xml:space="preserve">(a) 1000 mL</w:t>
       </w:r>
     </w:p>
     <w:p>
-      <w:pPr>
-        <w:spacing w:after="0" w:before="0"/>
-      </w:pPr>
       <w:r>
-        <w:rPr>
-          <w:b w:val="0"/>
-          <w:sz w:val="22"/>
-        </w:rPr>
-        <w:t>(b) X-ray</w:t>
+        <w:t xml:space="preserve">(b) 750 mL</w:t>
       </w:r>
     </w:p>
     <w:p>
-      <w:pPr>
-        <w:spacing w:after="0" w:before="0"/>
-      </w:pPr>
       <w:r>
-        <w:rPr>
-          <w:b w:val="0"/>
-          <w:sz w:val="22"/>
-        </w:rPr>
-        <w:t>(c) Patient comfort</w:t>
+        <w:t xml:space="preserve">(c) 1250 mL</w:t>
       </w:r>
     </w:p>
     <w:p>
-      <w:pPr>
-        <w:spacing w:after="0" w:before="0"/>
-      </w:pPr>
       <w:r>
-        <w:rPr>
-          <w:b w:val="0"/>
-          <w:sz w:val="22"/>
-        </w:rPr>
-        <w:t>(d) Auscultation of air</w:t>
+        <w:t xml:space="preserve">(d) 500 mL</w:t>
       </w:r>
     </w:p>
     <w:p>
-      <w:pPr>
-        <w:spacing w:after="0" w:before="40"/>
-      </w:pPr>
       <w:r>
-        <w:rPr>
-          <w:b/>
-          <w:sz w:val="22"/>
-        </w:rPr>
-        <w:t>Answer: b</w:t>
+        <w:t xml:space="preserve">Answer: a</w:t>
       </w:r>
     </w:p>
     <w:p>
-      <w:pPr>
-        <w:spacing w:after="0" w:before="0"/>
-      </w:pPr>
       <w:r>
-        <w:rPr>
-          <w:b w:val="0"/>
-          <w:sz w:val="21"/>
-        </w:rPr>
-        <w:t>Solution: An X-ray is the most reliable method of confirming NG tube placement in the stomach.</w:t>
+        <w:t xml:space="preserve">Solution: 125 mL/hour × 8 hours = 1000 mL.</w:t>
       </w:r>
     </w:p>
     <w:p>
-      <w:pPr>
-        <w:spacing w:after="0" w:before="0"/>
-      </w:pPr>
       <w:r>
-        <w:rPr>
-          <w:b w:val="0"/>
-          <w:sz w:val="20"/>
-        </w:rPr>
-        <w:t>Positive Marks: 1</w:t>
+        <w:t xml:space="preserve">Positive Marks: 1</w:t>
       </w:r>
     </w:p>
     <w:p>
-      <w:pPr>
-        <w:spacing w:after="160" w:before="0"/>
-      </w:pPr>
       <w:r>
-        <w:rPr>
-          <w:b w:val="0"/>
-          <w:sz w:val="20"/>
-        </w:rPr>
-        <w:t>Negative Marks: 0.25</w:t>
+        <w:t xml:space="preserve">Negative Marks: 0.25</w:t>
       </w:r>
     </w:p>
     <w:p>
-      <w:pPr>
-        <w:spacing w:after="20" w:before="120"/>
-      </w:pPr>
       <w:r>
-        <w:rPr>
-          <w:b/>
-          <w:sz w:val="22"/>
-        </w:rPr>
-        <w:t>Question: A nurse should give the first dose of oxygen to a patient with chest pain at:</w:t>
+        <w:t xml:space="preserve"/>
       </w:r>
     </w:p>
     <w:p>
-      <w:pPr>
-        <w:spacing w:after="0" w:before="0"/>
-      </w:pPr>
       <w:r>
-        <w:rPr>
-          <w:b w:val="0"/>
-          <w:sz w:val="22"/>
-        </w:rPr>
-        <w:t>(a) No oxygen</w:t>
+        <w:t xml:space="preserve">Question: The nurse is suctioning a client with a tracheostomy. Which action is correct?</w:t>
       </w:r>
     </w:p>
     <w:p>
-      <w:pPr>
-        <w:spacing w:after="0" w:before="0"/>
-      </w:pPr>
       <w:r>
-        <w:rPr>
-          <w:b w:val="0"/>
-          <w:sz w:val="22"/>
-        </w:rPr>
-        <w:t>(b) 4-6 L/min</w:t>
+        <w:t xml:space="preserve">(a) Apply suction while withdrawing the catheter with a rotating motion</w:t>
       </w:r>
     </w:p>
     <w:p>
-      <w:pPr>
-        <w:spacing w:after="0" w:before="0"/>
-      </w:pPr>
       <w:r>
-        <w:rPr>
-          <w:b w:val="0"/>
-          <w:sz w:val="22"/>
-        </w:rPr>
-        <w:t>(c) 10-15 L/min</w:t>
+        <w:t xml:space="preserve">(b) Suction continuously for 30 seconds</w:t>
       </w:r>
     </w:p>
     <w:p>
-      <w:pPr>
-        <w:spacing w:after="0" w:before="0"/>
-      </w:pPr>
       <w:r>
-        <w:rPr>
-          <w:b w:val="0"/>
-          <w:sz w:val="22"/>
-        </w:rPr>
-        <w:t>(d) 1-2 L/min</w:t>
+        <w:t xml:space="preserve">(c) Apply suction while inserting the catheter</w:t>
       </w:r>
     </w:p>
     <w:p>
-      <w:pPr>
-        <w:spacing w:after="0" w:before="40"/>
-      </w:pPr>
       <w:r>
-        <w:rPr>
-          <w:b/>
-          <w:sz w:val="22"/>
-        </w:rPr>
-        <w:t>Answer: b</w:t>
+        <w:t xml:space="preserve">(d) Use the same catheter for repeated suctioning without rinsing</w:t>
       </w:r>
     </w:p>
     <w:p>
-      <w:pPr>
-        <w:spacing w:after="0" w:before="0"/>
-      </w:pPr>
       <w:r>
-        <w:rPr>
-          <w:b w:val="0"/>
-          <w:sz w:val="21"/>
-        </w:rPr>
-        <w:t>Solution: In acute coronary syndrome, oxygen is given at 4-6 L/min if SpO2 is low or the patient is distressed.</w:t>
+        <w:t xml:space="preserve">Answer: a</w:t>
       </w:r>
     </w:p>
     <w:p>
-      <w:pPr>
-        <w:spacing w:after="0" w:before="0"/>
-      </w:pPr>
       <w:r>
-        <w:rPr>
-          <w:b w:val="0"/>
-          <w:sz w:val="20"/>
-        </w:rPr>
-        <w:t>Positive Marks: 1</w:t>
+        <w:t xml:space="preserve">Solution: Suction is applied only while withdrawing the catheter with a rotating motion, for no more than 10–15 seconds per pass, to prevent hypoxia. The catheter is rinsed between passes.</w:t>
       </w:r>
     </w:p>
     <w:p>
-      <w:pPr>
-        <w:spacing w:after="160" w:before="0"/>
-      </w:pPr>
       <w:r>
-        <w:rPr>
-          <w:b w:val="0"/>
-          <w:sz w:val="20"/>
-        </w:rPr>
-        <w:t>Negative Marks: 0.25</w:t>
+        <w:t xml:space="preserve">Positive Marks: 1</w:t>
       </w:r>
     </w:p>
     <w:p>
-      <w:pPr>
-        <w:spacing w:after="20" w:before="120"/>
-      </w:pPr>
       <w:r>
-        <w:rPr>
-          <w:b/>
-          <w:sz w:val="22"/>
-        </w:rPr>
-        <w:t>Question: Which of the following tests can be used to determine the potency of freeze-dried vaccines?</w:t>
+        <w:t xml:space="preserve">Negative Marks: 0.25</w:t>
       </w:r>
     </w:p>
     <w:p>
-      <w:pPr>
-        <w:spacing w:after="0" w:before="0"/>
-      </w:pPr>
       <w:r>
-        <w:rPr>
-          <w:b w:val="0"/>
-          <w:sz w:val="22"/>
-        </w:rPr>
-        <w:t>(a) Hable test</w:t>
+        <w:t xml:space="preserve"/>
       </w:r>
     </w:p>
     <w:p>
-      <w:pPr>
-        <w:spacing w:after="0" w:before="0"/>
-      </w:pPr>
       <w:r>
-        <w:rPr>
-          <w:b w:val="0"/>
-          <w:sz w:val="22"/>
-        </w:rPr>
-        <w:t>(b) Monteux test</w:t>
+        <w:t xml:space="preserve">Question: A client with a nasogastric tube for decompression suddenly develops abdominal distension and vomiting. The nurse should first:</w:t>
       </w:r>
     </w:p>
     <w:p>
-      <w:pPr>
-        <w:spacing w:after="0" w:before="0"/>
-      </w:pPr>
       <w:r>
-        <w:rPr>
-          <w:b w:val="0"/>
-          <w:sz w:val="22"/>
-        </w:rPr>
-        <w:t>(c) Shake test</w:t>
+        <w:t xml:space="preserve">(a) Check the tube for patency and placement</w:t>
       </w:r>
     </w:p>
     <w:p>
-      <w:pPr>
-        <w:spacing w:after="0" w:before="0"/>
-      </w:pPr>
       <w:r>
-        <w:rPr>
-          <w:b w:val="0"/>
-          <w:sz w:val="22"/>
-        </w:rPr>
-        <w:t>(d) Modified hable test</w:t>
+        <w:t xml:space="preserve">(b) Remove the tube immediately</w:t>
       </w:r>
     </w:p>
     <w:p>
-      <w:pPr>
-        <w:spacing w:after="0" w:before="40"/>
-      </w:pPr>
       <w:r>
-        <w:rPr>
-          <w:b/>
-          <w:sz w:val="22"/>
-        </w:rPr>
-        <w:t>Answer: c</w:t>
+        <w:t xml:space="preserve">(c) Increase the suction pressure</w:t>
       </w:r>
     </w:p>
     <w:p>
-      <w:pPr>
-        <w:spacing w:after="0" w:before="0"/>
-      </w:pPr>
       <w:r>
-        <w:rPr>
-          <w:b w:val="0"/>
-          <w:sz w:val="21"/>
-        </w:rPr>
-        <w:t>Solution: The correct answer is option (a) - the Shake Test. The Shake Test is used to determine the potency of freeze-dried vaccines. Freeze-dried vaccines are reconstituted with a diluent before administration. The Shake Test involves shaking the reconstituted vaccine to ensure proper mixing and reconstitution. The presence of clumps, aggregates, or particles indicates a loss of potency or compromised vaccine quality. This test is essential to verify the efficacy and stability of freeze-dried vaccines before administration.</w:t>
+        <w:t xml:space="preserve">(d) Give the client a laxative</w:t>
       </w:r>
     </w:p>
     <w:p>
-      <w:pPr>
-        <w:spacing w:after="0" w:before="0"/>
-      </w:pPr>
       <w:r>
-        <w:rPr>
-          <w:b w:val="0"/>
-          <w:sz w:val="20"/>
-        </w:rPr>
-        <w:t>Positive Marks: 1</w:t>
+        <w:t xml:space="preserve">Answer: a</w:t>
       </w:r>
     </w:p>
     <w:p>
-      <w:pPr>
-        <w:spacing w:after="160" w:before="0"/>
-      </w:pPr>
       <w:r>
-        <w:rPr>
-          <w:b w:val="0"/>
-          <w:sz w:val="20"/>
-        </w:rPr>
-        <w:t>Negative Marks: 0.25</w:t>
+        <w:t xml:space="preserve">Solution: The nurse first verifies that the tube is patent, correctly placed, and functioning, since blockage or displacement causes distension and vomiting. The tube is removed only on order or if unsafe.</w:t>
       </w:r>
     </w:p>
     <w:p>
-      <w:pPr>
-        <w:spacing w:after="20" w:before="120"/>
-      </w:pPr>
       <w:r>
-        <w:rPr>
-          <w:b/>
-          <w:sz w:val="22"/>
-        </w:rPr>
-        <w:t>Question: What is the compression to ventilation ratio in infant during neonatal resuscitation?</w:t>
+        <w:t xml:space="preserve">Positive Marks: 1</w:t>
       </w:r>
     </w:p>
     <w:p>
-      <w:pPr>
-        <w:spacing w:after="0" w:before="0"/>
-      </w:pPr>
       <w:r>
-        <w:rPr>
-          <w:b w:val="0"/>
-          <w:sz w:val="22"/>
-        </w:rPr>
-        <w:t>(a) 1:5</w:t>
+        <w:t xml:space="preserve">Negative Marks: 0.25</w:t>
       </w:r>
     </w:p>
     <w:p>
-      <w:pPr>
-        <w:spacing w:after="0" w:before="0"/>
-      </w:pPr>
       <w:r>
-        <w:rPr>
-          <w:b w:val="0"/>
-          <w:sz w:val="22"/>
-        </w:rPr>
-        <w:t>(b) 15:2</w:t>
+        <w:t xml:space="preserve"/>
       </w:r>
     </w:p>
     <w:p>
-      <w:pPr>
-        <w:spacing w:after="0" w:before="0"/>
-      </w:pPr>
       <w:r>
-        <w:rPr>
-          <w:b w:val="0"/>
-          <w:sz w:val="22"/>
-        </w:rPr>
-        <w:t>(c) 3:1</w:t>
+        <w:t xml:space="preserve">Question: Which lab value indicates that a client with heart failure is responding well to diuretic therapy?</w:t>
       </w:r>
     </w:p>
     <w:p>
-      <w:pPr>
-        <w:spacing w:after="0" w:before="0"/>
-      </w:pPr>
       <w:r>
-        <w:rPr>
-          <w:b w:val="0"/>
-          <w:sz w:val="22"/>
-        </w:rPr>
-        <w:t>(d) 1:3</w:t>
+        <w:t xml:space="preserve">(a) Serum potassium of 4.0 mEq/L</w:t>
       </w:r>
     </w:p>
     <w:p>
-      <w:pPr>
-        <w:spacing w:after="0" w:before="40"/>
-      </w:pPr>
       <w:r>
-        <w:rPr>
-          <w:b/>
-          <w:sz w:val="22"/>
-        </w:rPr>
-        <w:t>Answer: c</w:t>
+        <w:t xml:space="preserve">(b) Urine output of 200 mL/hour</w:t>
       </w:r>
     </w:p>
     <w:p>
-      <w:pPr>
-        <w:spacing w:after="0" w:before="0"/>
-      </w:pPr>
       <w:r>
-        <w:rPr>
-          <w:b w:val="0"/>
-          <w:sz w:val="21"/>
-        </w:rPr>
-        <w:t>Solution: The compression to ventilation ratio in infants during neonatal resuscitation is 3:1 (option a). This means that for every three chest compressions, one ventilation (breath) is administered. Neonatal resuscitation is performed to assist newborns who are not breathing or have inadequate breathing at birth. The coordinated sequence of chest compressions and ventilations helps maintain oxygenation and circulation until the newborn can breathe spontaneously or receive advanced medical care. Understanding the appropriate compression to ventilation ratio is essential for healthcare providers involved in neonatal resuscitation to ensure effective and timely intervention.</w:t>
+        <w:t xml:space="preserve">(c) Serum sodium of 130 mEq/L</w:t>
       </w:r>
     </w:p>
     <w:p>
-      <w:pPr>
-        <w:spacing w:after="0" w:before="0"/>
-      </w:pPr>
       <w:r>
-        <w:rPr>
-          <w:b w:val="0"/>
-          <w:sz w:val="20"/>
-        </w:rPr>
-        <w:t>Positive Marks: 1</w:t>
+        <w:t xml:space="preserve">(d) Weight gain of 2 kg over 2 days</w:t>
       </w:r>
     </w:p>
     <w:p>
-      <w:pPr>
-        <w:spacing w:after="160" w:before="0"/>
-      </w:pPr>
       <w:r>
-        <w:rPr>
-          <w:b w:val="0"/>
-          <w:sz w:val="20"/>
-        </w:rPr>
-        <w:t>Negative Marks: 0.25</w:t>
+        <w:t xml:space="preserve">Answer: a</w:t>
       </w:r>
     </w:p>
     <w:p>
-      <w:pPr>
-        <w:spacing w:after="20" w:before="120"/>
-      </w:pPr>
       <w:r>
-        <w:rPr>
-          <w:b/>
-          <w:sz w:val="22"/>
-        </w:rPr>
-        <w:t>Question: A G3 female history of 2 previous second trimester abortion present at 22 weeks of gestational with funnelling of cervix and length of cervix 20 mm. Most appropriate management would be?</w:t>
+        <w:t xml:space="preserve">Solution: A normal potassium with diuretic therapy indicates electrolyte balance is being maintained. Excessive urine output, hyponatremia, and weight gain suggest complications.</w:t>
       </w:r>
     </w:p>
     <w:p>
-      <w:pPr>
-        <w:spacing w:after="0" w:before="0"/>
-      </w:pPr>
       <w:r>
-        <w:rPr>
-          <w:b w:val="0"/>
-          <w:sz w:val="22"/>
-        </w:rPr>
-        <w:t>(a) Apply cervical circlage</w:t>
+        <w:t xml:space="preserve">Positive Marks: 1</w:t>
       </w:r>
     </w:p>
     <w:p>
-      <w:pPr>
-        <w:spacing w:after="0" w:before="0"/>
-      </w:pPr>
       <w:r>
-        <w:rPr>
-          <w:b w:val="0"/>
-          <w:sz w:val="22"/>
-        </w:rPr>
-        <w:t>(b) Administer misoprostol and bed rest</w:t>
+        <w:t xml:space="preserve">Negative Marks: 0.25</w:t>
       </w:r>
     </w:p>
     <w:p>
-      <w:pPr>
-        <w:spacing w:after="0" w:before="0"/>
-      </w:pPr>
       <w:r>
-        <w:rPr>
-          <w:b w:val="0"/>
-          <w:sz w:val="22"/>
-        </w:rPr>
-        <w:t>(c) Apply fothergill stretch</w:t>
+        <w:t xml:space="preserve"/>
       </w:r>
     </w:p>
     <w:p>
-      <w:pPr>
-        <w:spacing w:after="0" w:before="0"/>
-      </w:pPr>
       <w:r>
-        <w:rPr>
-          <w:b w:val="0"/>
-          <w:sz w:val="22"/>
-        </w:rPr>
-        <w:t>(d) Administer dinoprostone and bed rest</w:t>
+        <w:t xml:space="preserve">Question: The nurse is preparing a client for an upper GI endoscopy. Which preparation is correct?</w:t>
       </w:r>
     </w:p>
     <w:p>
-      <w:pPr>
-        <w:spacing w:after="0" w:before="40"/>
-      </w:pPr>
       <w:r>
-        <w:rPr>
-          <w:b/>
-          <w:sz w:val="22"/>
-        </w:rPr>
-        <w:t>Answer: a</w:t>
+        <w:t xml:space="preserve">(a) NPO for 6–8 hours before the procedure</w:t>
       </w:r>
     </w:p>
     <w:p>
-      <w:pPr>
-        <w:spacing w:after="0" w:before="0"/>
-      </w:pPr>
       <w:r>
-        <w:rPr>
-          <w:b w:val="0"/>
-          <w:sz w:val="21"/>
-        </w:rPr>
-        <w:t>Solution: In a G3 female with a history of 2 previous second-trimester abortions, presenting at 22 weeks of gestation with funneling of the cervix and a cervix length of 20 mm, the most appropriate management would be to apply cervical cerclage (option B). Cervical cerclage is a surgical procedure in which a stitch or suture is placed around the cervix to provide mechanical support and prevent premature cervical dilation. It is indicated in cases of cervical insufficiency, where the cervix is weak and at risk of premature opening. By reinforcing the cervix, cervical cerclage helps prolong the pregnancy and reduce the risk of preterm birth. abortion</w:t>
+        <w:t xml:space="preserve">(b) A full meal the night before</w:t>
       </w:r>
     </w:p>
     <w:p>
-      <w:pPr>
-        <w:spacing w:after="0" w:before="0"/>
-      </w:pPr>
       <w:r>
-        <w:rPr>
-          <w:b w:val="0"/>
-          <w:sz w:val="20"/>
-        </w:rPr>
-        <w:t>Positive Marks: 1</w:t>
+        <w:t xml:space="preserve">(c) Cleansing enemas the morning of the procedure</w:t>
       </w:r>
     </w:p>
     <w:p>
-      <w:pPr>
-        <w:spacing w:after="160" w:before="0"/>
-      </w:pPr>
       <w:r>
-        <w:rPr>
-          <w:b w:val="0"/>
-          <w:sz w:val="20"/>
-        </w:rPr>
-        <w:t>Negative Marks: 0.25</w:t>
+        <w:t xml:space="preserve">(d) Oral barium the night before</w:t>
       </w:r>
     </w:p>
     <w:p>
-      <w:pPr>
-        <w:spacing w:after="20" w:before="120"/>
-      </w:pPr>
       <w:r>
-        <w:rPr>
-          <w:b/>
-          <w:sz w:val="22"/>
-        </w:rPr>
-        <w:t>Question: Which method gives the most reliable confirmation that a nasogastric tube is correctly placed before feeding?</w:t>
+        <w:t xml:space="preserve">Answer: a</w:t>
       </w:r>
     </w:p>
     <w:p>
-      <w:pPr>
-        <w:spacing w:after="0" w:before="0"/>
-      </w:pPr>
       <w:r>
-        <w:rPr>
-          <w:b w:val="0"/>
-          <w:sz w:val="22"/>
-        </w:rPr>
-        <w:t>(a) Auscultating air over the epigastrium</w:t>
+        <w:t xml:space="preserve">Solution: Upper GI endoscopy requires NPO for 6–8 hours so the stomach is empty. Cleansing enemas are for lower GI procedures, and barium is for X-ray contrast studies.</w:t>
       </w:r>
     </w:p>
     <w:p>
-      <w:pPr>
-        <w:spacing w:after="0" w:before="0"/>
-      </w:pPr>
       <w:r>
-        <w:rPr>
-          <w:b w:val="0"/>
-          <w:sz w:val="22"/>
-        </w:rPr>
-        <w:t>(b) Checking the pH of gastric aspirate</w:t>
+        <w:t xml:space="preserve">Positive Marks: 1</w:t>
       </w:r>
     </w:p>
     <w:p>
-      <w:pPr>
-        <w:spacing w:after="0" w:before="0"/>
-      </w:pPr>
       <w:r>
-        <w:rPr>
-          <w:b w:val="0"/>
-          <w:sz w:val="22"/>
-        </w:rPr>
-        <w:t>(c) Radiographic (X-ray) confirmation</w:t>
+        <w:t xml:space="preserve">Negative Marks: 0.25</w:t>
       </w:r>
     </w:p>
     <w:p>
-      <w:pPr>
-        <w:spacing w:after="0" w:before="0"/>
-      </w:pPr>
       <w:r>
-        <w:rPr>
-          <w:b w:val="0"/>
-          <w:sz w:val="22"/>
-        </w:rPr>
-        <w:t>(d) Observing the client swallow without coughing</w:t>
+        <w:t xml:space="preserve"/>
       </w:r>
     </w:p>
     <w:p>
-      <w:pPr>
-        <w:spacing w:after="0" w:before="40"/>
-      </w:pPr>
       <w:r>
-        <w:rPr>
-          <w:b/>
-          <w:sz w:val="22"/>
-        </w:rPr>
-        <w:t>Answer: c</w:t>
+        <w:t xml:space="preserve">Question: A client is diagnosed with tuberculosis. Which isolation precaution is required?</w:t>
       </w:r>
     </w:p>
     <w:p>
-      <w:pPr>
-        <w:spacing w:after="0" w:before="0"/>
-      </w:pPr>
       <w:r>
-        <w:rPr>
-          <w:b w:val="0"/>
-          <w:sz w:val="21"/>
-        </w:rPr>
-        <w:t>Solution: X-ray confirmation is the gold standard for NG tube placement; auscultation and pH are adjuncts but are not definitive, especially in high-risk clients.</w:t>
+        <w:t xml:space="preserve">(a) Airborne precautions</w:t>
       </w:r>
     </w:p>
     <w:p>
-      <w:pPr>
-        <w:spacing w:after="0" w:before="0"/>
-      </w:pPr>
       <w:r>
-        <w:rPr>
-          <w:b w:val="0"/>
-          <w:sz w:val="20"/>
-        </w:rPr>
-        <w:t>Positive Marks: 1</w:t>
+        <w:t xml:space="preserve">(b) Contact precautions</w:t>
       </w:r>
     </w:p>
     <w:p>
-      <w:pPr>
-        <w:spacing w:after="160" w:before="0"/>
-      </w:pPr>
       <w:r>
-        <w:rPr>
-          <w:b w:val="0"/>
-          <w:sz w:val="20"/>
-        </w:rPr>
-        <w:t>Negative Marks: 0.25</w:t>
+        <w:t xml:space="preserve">(c) Droplet precautions</w:t>
       </w:r>
     </w:p>
     <w:p>
-      <w:pPr>
-        <w:spacing w:after="20" w:before="120"/>
-      </w:pPr>
       <w:r>
-        <w:rPr>
-          <w:b/>
-          <w:sz w:val="22"/>
-        </w:rPr>
-        <w:t>Question: What is the normal neonatal heart rate</w:t>
+        <w:t xml:space="preserve">(d) Standard precautions only</w:t>
       </w:r>
     </w:p>
     <w:p>
-      <w:pPr>
-        <w:spacing w:after="0" w:before="0"/>
-      </w:pPr>
       <w:r>
-        <w:rPr>
-          <w:b w:val="0"/>
-          <w:sz w:val="22"/>
-        </w:rPr>
-        <w:t>(a) 120-160 BPM</w:t>
+        <w:t xml:space="preserve">Answer: a</w:t>
       </w:r>
     </w:p>
     <w:p>
-      <w:pPr>
-        <w:spacing w:after="0" w:before="0"/>
-      </w:pPr>
       <w:r>
-        <w:rPr>
-          <w:b w:val="0"/>
-          <w:sz w:val="22"/>
-        </w:rPr>
-        <w:t>(b) 160-200 BPM</w:t>
+        <w:t xml:space="preserve">Solution: Pulmonary TB requires airborne precautions — a negative-pressure private room, N95 respirator, and door closed — because the organism spreads through tiny airborne particles.</w:t>
       </w:r>
     </w:p>
     <w:p>
-      <w:pPr>
-        <w:spacing w:after="0" w:before="0"/>
-      </w:pPr>
       <w:r>
-        <w:rPr>
-          <w:b w:val="0"/>
-          <w:sz w:val="22"/>
-        </w:rPr>
-        <w:t>(c) 100-120 BPM</w:t>
+        <w:t xml:space="preserve">Positive Marks: 1</w:t>
       </w:r>
     </w:p>
     <w:p>
-      <w:pPr>
-        <w:spacing w:after="0" w:before="0"/>
-      </w:pPr>
       <w:r>
-        <w:rPr>
-          <w:b w:val="0"/>
-          <w:sz w:val="22"/>
-        </w:rPr>
-        <w:t>(d) 80-100 BPM</w:t>
+        <w:t xml:space="preserve">Negative Marks: 0.25</w:t>
       </w:r>
     </w:p>
     <w:p>
-      <w:pPr>
-        <w:spacing w:after="0" w:before="40"/>
-      </w:pPr>
       <w:r>
-        <w:rPr>
-          <w:b/>
-          <w:sz w:val="22"/>
-        </w:rPr>
-        <w:t>Answer: a</w:t>
+        <w:t xml:space="preserve"/>
       </w:r>
     </w:p>
     <w:p>
-      <w:pPr>
-        <w:spacing w:after="0" w:before="0"/>
-      </w:pPr>
       <w:r>
-        <w:rPr>
-          <w:b w:val="0"/>
-          <w:sz w:val="21"/>
-        </w:rPr>
-        <w:t>Solution: The normal neonatal heart rate ranges from 120 to 160 beats per minute (BPM). The heart rate in newborns is generally faster than in older children and adults due to the higher metabolic demands of their developing bodies. The heart rate can vary within this range depending on the baby's activity level, sleep state, and response to stimulation. Monitoring the heart rate in neonates is an essential part of assessing their cardiovascular function and overall well-being.</w:t>
+        <w:t xml:space="preserve">Question: A nurse is teaching a client with asthma how to use a metered-dose inhaler (MDI). Which instruction is correct?</w:t>
       </w:r>
     </w:p>
     <w:p>
-      <w:pPr>
-        <w:spacing w:after="0" w:before="0"/>
-      </w:pPr>
       <w:r>
-        <w:rPr>
-          <w:b w:val="0"/>
-          <w:sz w:val="20"/>
-        </w:rPr>
-        <w:t>Positive Marks: 1</w:t>
+        <w:t xml:space="preserve">(a) Shake the inhaler, exhale fully, then inhale slowly while pressing the canister</w:t>
       </w:r>
     </w:p>
     <w:p>
-      <w:pPr>
-        <w:spacing w:after="160" w:before="0"/>
-      </w:pPr>
       <w:r>
-        <w:rPr>
-          <w:b w:val="0"/>
-          <w:sz w:val="20"/>
-        </w:rPr>
-        <w:t>Negative Marks: 0.25</w:t>
+        <w:t xml:space="preserve">(b) Inhale forcefully and quickly</w:t>
       </w:r>
     </w:p>
     <w:p>
-      <w:pPr>
-        <w:spacing w:after="20" w:before="120"/>
-      </w:pPr>
       <w:r>
-        <w:rPr>
-          <w:b/>
-          <w:sz w:val="22"/>
-        </w:rPr>
-        <w:t>Question: Which component is NOT included in the Physical Quality of Life Index (PQLI)?</w:t>
+        <w:t xml:space="preserve">(c) Hold the breath for only 1 second after inhaling</w:t>
       </w:r>
     </w:p>
     <w:p>
-      <w:pPr>
-        <w:spacing w:after="0" w:before="0"/>
-      </w:pPr>
       <w:r>
-        <w:rPr>
-          <w:b w:val="0"/>
-          <w:sz w:val="22"/>
-        </w:rPr>
-        <w:t>(a) Basic literacy rate</w:t>
+        <w:t xml:space="preserve">(d) Use the inhaler immediately after shaking without exhaling</w:t>
       </w:r>
     </w:p>
     <w:p>
-      <w:pPr>
-        <w:spacing w:after="0" w:before="0"/>
-      </w:pPr>
       <w:r>
-        <w:rPr>
-          <w:b w:val="0"/>
-          <w:sz w:val="22"/>
-        </w:rPr>
-        <w:t>(b) Life expectancy at one</w:t>
+        <w:t xml:space="preserve">Answer: a</w:t>
       </w:r>
     </w:p>
     <w:p>
-      <w:pPr>
-        <w:spacing w:after="0" w:before="0"/>
-      </w:pPr>
       <w:r>
-        <w:rPr>
-          <w:b w:val="0"/>
-          <w:sz w:val="22"/>
-        </w:rPr>
-        <w:t>(c) IMR</w:t>
+        <w:t xml:space="preserve">Solution: Correct MDI technique: shake, exhale fully, place the mouthpiece, begin a slow deep inhalation while pressing the canister, then hold the breath for about 10 seconds.</w:t>
       </w:r>
     </w:p>
     <w:p>
-      <w:pPr>
-        <w:spacing w:after="0" w:before="0"/>
-      </w:pPr>
       <w:r>
-        <w:rPr>
-          <w:b w:val="0"/>
-          <w:sz w:val="22"/>
-        </w:rPr>
-        <w:t>(d) Per capita Income</w:t>
+        <w:t xml:space="preserve">Positive Marks: 1</w:t>
       </w:r>
     </w:p>
     <w:p>
-      <w:pPr>
-        <w:spacing w:after="0" w:before="40"/>
-      </w:pPr>
       <w:r>
-        <w:rPr>
-          <w:b/>
-          <w:sz w:val="22"/>
-        </w:rPr>
-        <w:t>Answer: d</w:t>
+        <w:t xml:space="preserve">Negative Marks: 0.25</w:t>
       </w:r>
     </w:p>
     <w:p>
-      <w:pPr>
-        <w:spacing w:after="0" w:before="0"/>
-      </w:pPr>
       <w:r>
-        <w:rPr>
-          <w:b w:val="0"/>
-          <w:sz w:val="21"/>
-        </w:rPr>
-        <w:t>Solution: The component NOT included in the Physical Quality of Life Index (PQLI) is per capita income. The PQLI is a composite index used to measure the quality of life in different countries. It incorporates three basic components: life expectancy at birth, infant mortality rate (IMR), and basic literacy rate. These components provide insights into the overall health, education, and well-being of the population. However, per capita income, although an important indicator of economic well-being, is not included in the PQLI.</w:t>
+        <w:t xml:space="preserve"/>
       </w:r>
     </w:p>
     <w:p>
-      <w:pPr>
-        <w:spacing w:after="0" w:before="0"/>
-      </w:pPr>
       <w:r>
-        <w:rPr>
-          <w:b w:val="0"/>
-          <w:sz w:val="20"/>
-        </w:rPr>
-        <w:t>Positive Marks: 1</w:t>
+        <w:t xml:space="preserve">Question: The nurse is caring for a client who is 2 days post-abdominal surgery. Which finding suggests the client is developing a wound infection?</w:t>
       </w:r>
     </w:p>
     <w:p>
-      <w:pPr>
-        <w:spacing w:after="160" w:before="0"/>
-      </w:pPr>
       <w:r>
-        <w:rPr>
-          <w:b w:val="0"/>
-          <w:sz w:val="20"/>
-        </w:rPr>
-        <w:t>Negative Marks: 0.25</w:t>
+        <w:t xml:space="preserve">(a) Increasing wound tenderness with purulent drainage</w:t>
       </w:r>
     </w:p>
     <w:p>
-      <w:pPr>
-        <w:spacing w:after="20" w:before="120"/>
-      </w:pPr>
       <w:r>
-        <w:rPr>
-          <w:b/>
-          <w:sz w:val="22"/>
-        </w:rPr>
-        <w:t>Question: Which of the following findings suggests worsening condition or severe symptoms of dengue, excluding others?</w:t>
+        <w:t xml:space="preserve">(b) Wound edges well approximated</w:t>
       </w:r>
     </w:p>
     <w:p>
-      <w:pPr>
-        <w:spacing w:after="0" w:before="0"/>
-      </w:pPr>
       <w:r>
-        <w:rPr>
-          <w:b w:val="0"/>
-          <w:sz w:val="22"/>
-        </w:rPr>
-        <w:t>(a) Persistent vomiting</w:t>
+        <w:t xml:space="preserve">(c) Absence of drainage</w:t>
       </w:r>
     </w:p>
     <w:p>
-      <w:pPr>
-        <w:spacing w:after="0" w:before="0"/>
-      </w:pPr>
       <w:r>
-        <w:rPr>
-          <w:b w:val="0"/>
-          <w:sz w:val="22"/>
-        </w:rPr>
-        <w:t>(b) Blood in vomit or stool</w:t>
+        <w:t xml:space="preserve">(d) Normal temperature and white blood cell count</w:t>
       </w:r>
     </w:p>
     <w:p>
-      <w:pPr>
-        <w:spacing w:after="0" w:before="0"/>
-      </w:pPr>
       <w:r>
-        <w:rPr>
-          <w:b w:val="0"/>
-          <w:sz w:val="22"/>
-        </w:rPr>
-        <w:t>(c) Severe Abdominal pain</w:t>
+        <w:t xml:space="preserve">Answer: a</w:t>
       </w:r>
     </w:p>
     <w:p>
-      <w:pPr>
-        <w:spacing w:after="0" w:before="0"/>
-      </w:pPr>
       <w:r>
-        <w:rPr>
-          <w:b w:val="0"/>
-          <w:sz w:val="22"/>
-        </w:rPr>
-        <w:t>(d) High grade fever</w:t>
+        <w:t xml:space="preserve">Solution: Purulent drainage, increasing tenderness, redness, warmth, and fever indicate wound infection. Well-approximated edges, no drainage, and normal labs indicate healing.</w:t>
       </w:r>
     </w:p>
     <w:p>
-      <w:pPr>
-        <w:spacing w:after="0" w:before="40"/>
-      </w:pPr>
       <w:r>
-        <w:rPr>
-          <w:b/>
-          <w:sz w:val="22"/>
-        </w:rPr>
-        <w:t>Answer: d</w:t>
+        <w:t xml:space="preserve">Positive Marks: 1</w:t>
       </w:r>
     </w:p>
     <w:p>
-      <w:pPr>
-        <w:spacing w:after="0" w:before="0"/>
-      </w:pPr>
       <w:r>
-        <w:rPr>
-          <w:b w:val="0"/>
-          <w:sz w:val="21"/>
-        </w:rPr>
-        <w:t>Solution: Warning signs of severe dengue include severe abdominal pain, persistent vomiting, mucosal bleeding (blood in vomit or stool), lethargy and fluid accumulation; high-grade fever alone is a general symptom and is not a warning sign.</w:t>
+        <w:t xml:space="preserve">Negative Marks: 0.25</w:t>
       </w:r>
     </w:p>
     <w:p>
-      <w:pPr>
-        <w:spacing w:after="0" w:before="0"/>
-      </w:pPr>
       <w:r>
-        <w:rPr>
-          <w:b w:val="0"/>
-          <w:sz w:val="20"/>
-        </w:rPr>
-        <w:t>Positive Marks: 1</w:t>
+        <w:t xml:space="preserve"/>
       </w:r>
     </w:p>
     <w:p>
-      <w:pPr>
-        <w:spacing w:after="160" w:before="0"/>
-      </w:pPr>
       <w:r>
-        <w:rPr>
-          <w:b w:val="0"/>
-          <w:sz w:val="20"/>
-        </w:rPr>
-        <w:t>Negative Marks: 0.25</w:t>
+        <w:t xml:space="preserve">Question: A client with benign prostatic hyperplasia (BPH) reports hesitancy and a weak urinary stream. The nurse should teach the client to:</w:t>
+      </w:r>
+    </w:p>
+    <w:p>
+      <w:r>
+        <w:t xml:space="preserve">(a) Avoid caffeine and fluids in the evening</w:t>
+      </w:r>
+    </w:p>
+    <w:p>
+      <w:r>
+        <w:t xml:space="preserve">(b) Restrict all fluids to 500 mL daily</w:t>
+      </w:r>
+    </w:p>
+    <w:p>
+      <w:r>
+        <w:t xml:space="preserve">(c) Take over-the-counter decongestants</w:t>
+      </w:r>
+    </w:p>
+    <w:p>
+      <w:r>
+        <w:t xml:space="preserve">(d) Delay voiding until the bladder is full</w:t>
+      </w:r>
+    </w:p>
+    <w:p>
+      <w:r>
+        <w:t xml:space="preserve">Answer: a</w:t>
+      </w:r>
+    </w:p>
+    <w:p>
+      <w:r>
+        <w:t xml:space="preserve">Solution: Caffeine and evening fluids worsen BPH symptoms; limiting them reduces nocturia. Fluid restriction should not be severe, decongestants can worsen obstruction, and the client should void when the urge occurs.</w:t>
+      </w:r>
+    </w:p>
+    <w:p>
+      <w:r>
+        <w:t xml:space="preserve">Positive Marks: 1</w:t>
+      </w:r>
+    </w:p>
+    <w:p>
+      <w:r>
+        <w:t xml:space="preserve">Negative Marks: 0.25</w:t>
+      </w:r>
+    </w:p>
+    <w:p>
+      <w:r>
+        <w:t xml:space="preserve"/>
+      </w:r>
+    </w:p>
+    <w:p>
+      <w:r>
+        <w:t xml:space="preserve">Question: The nurse is preparing to administer a subcutaneous injection of heparin. Which action is correct?</w:t>
+      </w:r>
+    </w:p>
+    <w:p>
+      <w:r>
+        <w:t xml:space="preserve">(a) Use a 25–26 gauge needle and inject into the abdomen</w:t>
+      </w:r>
+    </w:p>
+    <w:p>
+      <w:r>
+        <w:t xml:space="preserve">(b) Massage the site after injection</w:t>
+      </w:r>
+    </w:p>
+    <w:p>
+      <w:r>
+        <w:t xml:space="preserve">(c) Aspirate before injecting</w:t>
+      </w:r>
+    </w:p>
+    <w:p>
+      <w:r>
+        <w:t xml:space="preserve">(d) Use the same site repeatedly</w:t>
+      </w:r>
+    </w:p>
+    <w:p>
+      <w:r>
+        <w:t xml:space="preserve">Answer: a</w:t>
+      </w:r>
+    </w:p>
+    <w:p>
+      <w:r>
+        <w:t xml:space="preserve">Solution: Heparin is given subcutaneously in the abdomen with a small-gauge needle (25–26G) using a skin fold. The site is not massaged (to prevent bruising/hematoma), aspiration is not recommended, and sites are rotated.</w:t>
+      </w:r>
+    </w:p>
+    <w:p>
+      <w:r>
+        <w:t xml:space="preserve">Positive Marks: 1</w:t>
+      </w:r>
+    </w:p>
+    <w:p>
+      <w:r>
+        <w:t xml:space="preserve">Negative Marks: 0.25</w:t>
       </w:r>
     </w:p>
     <w:sectPr>
       <w:pgSz w:w="12240" w:h="15840"/>
-      <w:pgMar w:top="864" w:right="1008" w:bottom="864" w:left="1008" w:header="720" w:footer="720" w:gutter="0"/>
+      <w:pgMar w:top="1440" w:right="1800" w:bottom="1440" w:left="1800" w:header="720" w:footer="720" w:gutter="0"/>
       <w:cols w:space="720"/>
       <w:docGrid w:linePitch="360"/>
     </w:sectPr>
@@ -2535,10 +1365,6 @@
     <w:name w:val="Normal"/>
     <w:qFormat/>
     <w:rsid w:val="00FC693F"/>
-    <w:rPr>
-      <w:rFonts w:ascii="Calibri" w:hAnsi="Calibri"/>
-      <w:sz w:val="22"/>
-    </w:rPr>
   </w:style>
   <w:style w:type="paragraph" w:styleId="Header">
     <w:name w:val="header"/>
